--- a/Results/table3.charactermatrix.docx
+++ b/Results/table3.charactermatrix.docx
@@ -150,7 +150,7 @@
                 <w:szCs w:val="22"/>
                 <w:color w:val="666666"/>
               </w:rPr>
-              <w:t xml:space="preserve">Morphological character matrix. Columns: (1) Procoracoids and (2) Clavicles CR= curved reduced, (3) Omasternum , (4) Sternum, (5) Call Type, (6) Finger to Toe Ratio, (7) Pectoral Connector Type, (8) Relative Toe Length of the fifth to third toe, (9) Toe Webbing, (10) Typanum to Eye Diameter Ratio, (11) Reference. See Table 2 for character states. Three traits are invariable across all species and not tabulated: presence of two palatal folds, horizontal pupil, and lack of vomerine teeth (Boettger 1895, VanKampen 1923, Parker 1934).</w:t>
+              <w:t xml:space="preserve">Morphological character matrix. Columns: (1) Procoracoids and (2) Clavicles CR= curved reduced, (3) Omasternum , (4) Sternum, (5) Call Type, (6) Finger to Toe Ratio, (7) Pectoral Connector Type, (8) Relative Toe Length of the fifth to third toe, (9) Toe Webbing, (10) Typanum to Eye Diameter Ratio, (11) Reference. See Table 2 for character states. Three traits are invariable across all species and not tabulated: presence of two palatal folds, a horizontal pupil, and lack of vomerine teeth (Boettger 1895, VanKampen 1923, Parker 1934).</w:t>
             </w:r>
           </w:p>
         </w:tc>
